--- a/metaanalysis/paper_v4/split/04_figures.docx
+++ b/metaanalysis/paper_v4/split/04_figures.docx
@@ -81,22 +81,7 @@
           <w:rFonts w:ascii="Times New Roman" w:hAnsi="Times New Roman" w:eastAsia="Times New Roman"/>
           <w:sz w:val="24"/>
         </w:rPr>
-        <w:t xml:space="preserve">Note. Flow diagram following PRISMA-ScR (Tricco et al., 2018), with the layout of Page et al. (2021). Records were identified from eight web-search-engine queries (about 80 hits), 28 primary studies already known from preliminary searching, and the reference lists of five benchmark meta-analyses. The numbers of duplicates and of records excluded at title and abstract screening were not logged. From the full-text stage onward the counts are exact: of 37 reports sought, one could not be retrieved (A-27) and 36 were assessed; 11 were excluded (no Big Five measure, 5; face-to-face only, 4: A-09, A-10, A-14, A-16; sample overlap, 1: A-05; no extractable effect size, 1: A-24), leaving 25 studies. Of these, 10 contributed correlations to the quantitative pool (8 direct, one of them entered as </w:t>
-      </w:r>
-      <w:r>
-        <w:rPr>
-          <w:rFonts w:ascii="Times New Roman" w:hAnsi="Times New Roman" w:eastAsia="Times New Roman"/>
-          <w:i/>
-          <w:sz w:val="24"/>
-        </w:rPr>
-        <w:t>r</w:t>
-      </w:r>
-      <w:r>
-        <w:rPr>
-          <w:rFonts w:ascii="Times New Roman" w:hAnsi="Times New Roman" w:eastAsia="Times New Roman"/>
-          <w:sz w:val="24"/>
-        </w:rPr>
-        <w:t xml:space="preserve"> = 0; 2 converted from </w:t>
+        <w:t xml:space="preserve">Note. Flow diagram following PRISMA-ScR (Tricco et al., 2018), with the layout of Page et al. (2021). Records were identified from eight web-search-engine queries (about 80 hits), 28 primary studies already known from preliminary searching, and the reference lists of five benchmark meta-analyses. The numbers of duplicates and of records excluded at title and abstract screening were not logged. From the full-text stage onward the counts are exact: of 37 reports sought, one could not be retrieved (A-27) and 36 were assessed; 11 were excluded (no Big Five measure, 5; face-to-face only, 4: A-09, A-10, A-14, A-16; sample overlap, 1: A-05; no extractable effect size, 1: A-24), leaving 25 studies. Of these, 9 contributed correlations to the quantitative pool (7 direct, 2 converted from </w:t>
       </w:r>
       <w:r>
         <w:rPr>
@@ -111,7 +96,7 @@
           <w:rFonts w:ascii="Times New Roman" w:hAnsi="Times New Roman" w:eastAsia="Times New Roman"/>
           <w:sz w:val="24"/>
         </w:rPr>
-        <w:t>) and 15 entered the narrative map only. Table 1 catalogues 31 of the 37 reports.</w:t>
+        <w:t>) and 16 entered the narrative map only, including A-37, which was left out of the pool. Table 1 catalogues 31 of the 37 reports.</w:t>
       </w:r>
     </w:p>
     <w:p>
@@ -152,7 +137,7 @@
       <w:r>
         <w:drawing>
           <wp:inline xmlns:a="http://schemas.openxmlformats.org/drawingml/2006/main" xmlns:pic="http://schemas.openxmlformats.org/drawingml/2006/picture">
-            <wp:extent cx="5486400" cy="3607329"/>
+            <wp:extent cx="5486400" cy="3391297"/>
             <wp:docPr id="2" name="Picture 2"/>
             <wp:cNvGraphicFramePr>
               <a:graphicFrameLocks noChangeAspect="1"/>
@@ -173,7 +158,7 @@
                   <pic:spPr>
                     <a:xfrm>
                       <a:off x="0" y="0"/>
-                      <a:ext cx="5486400" cy="3607329"/>
+                      <a:ext cx="5486400" cy="3391297"/>
                     </a:xfrm>
                     <a:prstGeom prst="rect"/>
                   </pic:spPr>
@@ -242,7 +227,7 @@
       <w:r>
         <w:drawing>
           <wp:inline xmlns:a="http://schemas.openxmlformats.org/drawingml/2006/main" xmlns:pic="http://schemas.openxmlformats.org/drawingml/2006/picture">
-            <wp:extent cx="5486400" cy="3391297"/>
+            <wp:extent cx="5486400" cy="3179341"/>
             <wp:docPr id="3" name="Picture 3"/>
             <wp:cNvGraphicFramePr>
               <a:graphicFrameLocks noChangeAspect="1"/>
@@ -263,7 +248,7 @@
                   <pic:spPr>
                     <a:xfrm>
                       <a:off x="0" y="0"/>
-                      <a:ext cx="5486400" cy="3391297"/>
+                      <a:ext cx="5486400" cy="3179341"/>
                     </a:xfrm>
                     <a:prstGeom prst="rect"/>
                   </pic:spPr>
@@ -332,7 +317,7 @@
       <w:r>
         <w:drawing>
           <wp:inline xmlns:a="http://schemas.openxmlformats.org/drawingml/2006/main" xmlns:pic="http://schemas.openxmlformats.org/drawingml/2006/picture">
-            <wp:extent cx="5486400" cy="3391297"/>
+            <wp:extent cx="5486400" cy="3179341"/>
             <wp:docPr id="4" name="Picture 4"/>
             <wp:cNvGraphicFramePr>
               <a:graphicFrameLocks noChangeAspect="1"/>
@@ -353,7 +338,7 @@
                   <pic:spPr>
                     <a:xfrm>
                       <a:off x="0" y="0"/>
-                      <a:ext cx="5486400" cy="3391297"/>
+                      <a:ext cx="5486400" cy="3179341"/>
                     </a:xfrm>
                     <a:prstGeom prst="rect"/>
                   </pic:spPr>
@@ -422,7 +407,7 @@
       <w:r>
         <w:drawing>
           <wp:inline xmlns:a="http://schemas.openxmlformats.org/drawingml/2006/main" xmlns:pic="http://schemas.openxmlformats.org/drawingml/2006/picture">
-            <wp:extent cx="5486400" cy="3607329"/>
+            <wp:extent cx="5486400" cy="3391297"/>
             <wp:docPr id="5" name="Picture 5"/>
             <wp:cNvGraphicFramePr>
               <a:graphicFrameLocks noChangeAspect="1"/>
@@ -443,7 +428,7 @@
                   <pic:spPr>
                     <a:xfrm>
                       <a:off x="0" y="0"/>
-                      <a:ext cx="5486400" cy="3607329"/>
+                      <a:ext cx="5486400" cy="3391297"/>
                     </a:xfrm>
                     <a:prstGeom prst="rect"/>
                   </pic:spPr>
@@ -512,7 +497,7 @@
       <w:r>
         <w:drawing>
           <wp:inline xmlns:a="http://schemas.openxmlformats.org/drawingml/2006/main" xmlns:pic="http://schemas.openxmlformats.org/drawingml/2006/picture">
-            <wp:extent cx="5486400" cy="3391297"/>
+            <wp:extent cx="5486400" cy="3179341"/>
             <wp:docPr id="6" name="Picture 6"/>
             <wp:cNvGraphicFramePr>
               <a:graphicFrameLocks noChangeAspect="1"/>
@@ -533,7 +518,7 @@
                   <pic:spPr>
                     <a:xfrm>
                       <a:off x="0" y="0"/>
-                      <a:ext cx="5486400" cy="3391297"/>
+                      <a:ext cx="5486400" cy="3179341"/>
                     </a:xfrm>
                     <a:prstGeom prst="rect"/>
                   </pic:spPr>
@@ -643,7 +628,7 @@
           <w:rFonts w:ascii="Times New Roman" w:hAnsi="Times New Roman" w:eastAsia="Times New Roman"/>
           <w:sz w:val="24"/>
         </w:rPr>
-        <w:t xml:space="preserve">Note. Funnel plot of Pearson correlations between Conscientiousness and academic achievement in online learning environments. Points represent individual studies. The vertical dashed red line indicates the random-effects pooled correlation. Diagonal dashed lines represent pseudo-95% confidence bounds under the assumption of no heterogeneity. Asymmetric dispersion may suggest small-study effects or publication bias. Egger's test: intercept = 2.16, </w:t>
+        <w:t xml:space="preserve">Note. Funnel plot of Pearson correlations between Conscientiousness and academic achievement in online learning environments. Points represent individual studies. The vertical dashed red line indicates the random-effects pooled correlation. Diagonal dashed lines represent pseudo-95% confidence bounds under the assumption of no heterogeneity. Asymmetric dispersion may suggest small-study effects or publication bias. Egger's test: intercept = 2.46, </w:t>
       </w:r>
       <w:r>
         <w:rPr>
@@ -658,7 +643,7 @@
           <w:rFonts w:ascii="Times New Roman" w:hAnsi="Times New Roman" w:eastAsia="Times New Roman"/>
           <w:sz w:val="24"/>
         </w:rPr>
-        <w:t xml:space="preserve"> = .091. See Table 4 for the other diagnostics.</w:t>
+        <w:t xml:space="preserve"> = .026. See Table 4 for the other diagnostics.</w:t>
       </w:r>
     </w:p>
     <w:p>
@@ -740,7 +725,7 @@
           <w:rFonts w:ascii="Times New Roman" w:hAnsi="Times New Roman" w:eastAsia="Times New Roman"/>
           <w:sz w:val="24"/>
         </w:rPr>
-        <w:t xml:space="preserve">Note. Funnel plot of Pearson correlations between Agreeableness and academic achievement in online learning environments. Points represent individual studies. The vertical dashed red line indicates the random-effects pooled correlation. Diagonal dashed lines represent pseudo-95% confidence bounds under the assumption of no heterogeneity. Asymmetric dispersion may suggest small-study effects or publication bias. Egger's test: intercept = −8.29, </w:t>
+        <w:t xml:space="preserve">Note. Funnel plot of Pearson correlations between Agreeableness and academic achievement in online learning environments. Points represent individual studies. The vertical dashed red line indicates the random-effects pooled correlation. Diagonal dashed lines represent pseudo-95% confidence bounds under the assumption of no heterogeneity. Asymmetric dispersion may suggest small-study effects or publication bias. Egger's test: intercept = −7.93, </w:t>
       </w:r>
       <w:r>
         <w:rPr>
@@ -755,7 +740,7 @@
           <w:rFonts w:ascii="Times New Roman" w:hAnsi="Times New Roman" w:eastAsia="Times New Roman"/>
           <w:sz w:val="24"/>
         </w:rPr>
-        <w:t xml:space="preserve"> = .066. See Table 4 for the other diagnostics.</w:t>
+        <w:t xml:space="preserve"> = .101. See Table 4 for the other diagnostics.</w:t>
       </w:r>
     </w:p>
     <w:p>
@@ -837,7 +822,7 @@
           <w:rFonts w:ascii="Times New Roman" w:hAnsi="Times New Roman" w:eastAsia="Times New Roman"/>
           <w:sz w:val="24"/>
         </w:rPr>
-        <w:t xml:space="preserve">Note. Funnel plot of Pearson correlations between Openness and academic achievement in online learning environments. Points represent individual studies. The vertical dashed red line indicates the random-effects pooled correlation. Diagonal dashed lines represent pseudo-95% confidence bounds under the assumption of no heterogeneity. Asymmetric dispersion may suggest small-study effects or publication bias. Egger's test: intercept = −6.27, </w:t>
+        <w:t xml:space="preserve">Note. Funnel plot of Pearson correlations between Openness and academic achievement in online learning environments. Points represent individual studies. The vertical dashed red line indicates the random-effects pooled correlation. Diagonal dashed lines represent pseudo-95% confidence bounds under the assumption of no heterogeneity. Asymmetric dispersion may suggest small-study effects or publication bias. Egger's test: intercept = −6.01, </w:t>
       </w:r>
       <w:r>
         <w:rPr>
@@ -852,7 +837,7 @@
           <w:rFonts w:ascii="Times New Roman" w:hAnsi="Times New Roman" w:eastAsia="Times New Roman"/>
           <w:sz w:val="24"/>
         </w:rPr>
-        <w:t xml:space="preserve"> = .046. See Table 4 for the other diagnostics.</w:t>
+        <w:t xml:space="preserve"> = .075. See Table 4 for the other diagnostics.</w:t>
       </w:r>
     </w:p>
     <w:p>
@@ -934,7 +919,7 @@
           <w:rFonts w:ascii="Times New Roman" w:hAnsi="Times New Roman" w:eastAsia="Times New Roman"/>
           <w:sz w:val="24"/>
         </w:rPr>
-        <w:t xml:space="preserve">Note. Funnel plot of Pearson correlations between Neuroticism and academic achievement in online learning environments. Points represent individual studies. The vertical dashed red line indicates the random-effects pooled correlation. Diagonal dashed lines represent pseudo-95% confidence bounds under the assumption of no heterogeneity. Asymmetric dispersion may suggest small-study effects or publication bias. Egger's test: intercept = −1.78, </w:t>
+        <w:t xml:space="preserve">Note. Funnel plot of Pearson correlations between Neuroticism and academic achievement in online learning environments. Points represent individual studies. The vertical dashed red line indicates the random-effects pooled correlation. Diagonal dashed lines represent pseudo-95% confidence bounds under the assumption of no heterogeneity. Asymmetric dispersion may suggest small-study effects or publication bias. Egger's test: intercept = −1.74, </w:t>
       </w:r>
       <w:r>
         <w:rPr>
@@ -949,7 +934,7 @@
           <w:rFonts w:ascii="Times New Roman" w:hAnsi="Times New Roman" w:eastAsia="Times New Roman"/>
           <w:sz w:val="24"/>
         </w:rPr>
-        <w:t xml:space="preserve"> = .302. See Table 4 for the other diagnostics.</w:t>
+        <w:t xml:space="preserve"> = .350. See Table 4 for the other diagnostics.</w:t>
       </w:r>
     </w:p>
     <w:p>
@@ -1031,7 +1016,7 @@
           <w:rFonts w:ascii="Times New Roman" w:hAnsi="Times New Roman" w:eastAsia="Times New Roman"/>
           <w:sz w:val="24"/>
         </w:rPr>
-        <w:t xml:space="preserve">Note. Funnel plot of Pearson correlations between Extraversion and academic achievement in online learning environments. Points represent individual studies. The vertical dashed red line indicates the random-effects pooled correlation. Diagonal dashed lines represent pseudo-95% confidence bounds under the assumption of no heterogeneity. Asymmetric dispersion may suggest small-study effects or publication bias. Egger's test: intercept = 1.27, </w:t>
+        <w:t xml:space="preserve">Note. Funnel plot of Pearson correlations between Extraversion and academic achievement in online learning environments. Points represent individual studies. The vertical dashed red line indicates the random-effects pooled correlation. Diagonal dashed lines represent pseudo-95% confidence bounds under the assumption of no heterogeneity. Asymmetric dispersion may suggest small-study effects or publication bias. Egger's test: intercept = 1.31, </w:t>
       </w:r>
       <w:r>
         <w:rPr>
@@ -1046,7 +1031,7 @@
           <w:rFonts w:ascii="Times New Roman" w:hAnsi="Times New Roman" w:eastAsia="Times New Roman"/>
           <w:sz w:val="24"/>
         </w:rPr>
-        <w:t xml:space="preserve"> = .454. See Table 4 for the other diagnostics.</w:t>
+        <w:t xml:space="preserve"> = .485. See Table 4 for the other diagnostics.</w:t>
       </w:r>
     </w:p>
     <w:sectPr>
